--- a/交付成果/第三轮修订版/第三轮4周版/读书会15_心路过程与心识作用_4周资料包（第三版修订）/Word版/第2周_五门心路与意门心路_主持人版.docx
+++ b/交付成果/第三轮修订版/第三轮4周版/读书会15_心路过程与心识作用_4周资料包（第三版修订）/Word版/第2周_五门心路与意门心路_主持人版.docx
@@ -19208,6 +19208,223 @@
           <w:b w:val="0"/>
         </w:rPr>
         <w:t>&lt;!--EXT_READ--&gt;</w:t>
+      </w:r>
+    </w:p>
+    <w:p>
+      <w:r>
+        <w:rPr>
+          <w:b/>
+          <w:color w:val="1F3864"/>
+          <w:sz w:val="26"/>
+        </w:rPr>
+        <w:t>🖼 课件原图（源 PDF 渲染·供投屏）</w:t>
+      </w:r>
+    </w:p>
+    <w:p>
+      <w:pPr>
+        <w:ind w:left="170"/>
+        <w:pBdr>
+          <w:left w:val="single" w:sz="18" w:space="4" w:color="1F3864"/>
+        </w:pBdr>
+        <w:shd w:val="clear" w:fill="F2F5FA"/>
+      </w:pPr>
+      <w:r>
+        <w:rPr>
+          <w:b w:val="0"/>
+        </w:rPr>
+        <w:t>下列图片为正文标注「图形页／无法逐字提取／图版」处对应的</w:t>
+      </w:r>
+      <w:r>
+        <w:rPr>
+          <w:b/>
+        </w:rPr>
+        <w:t>源课件整页渲染</w:t>
+      </w:r>
+      <w:r>
+        <w:rPr>
+          <w:b w:val="0"/>
+        </w:rPr>
+        <w:t>（自知识库媒体导出后 pymupdf 渲染，最大宽约 1200px），供投屏或板书对照；每页标注源材料与页码。共读原文文字未改。</w:t>
+      </w:r>
+    </w:p>
+    <w:p>
+      <w:r>
+        <w:rPr>
+          <w:b/>
+        </w:rPr>
+        <w:t>《阿毗达摩》</w:t>
+      </w:r>
+      <w:r>
+        <w:rPr>
+          <w:b w:val="0"/>
+        </w:rPr>
+        <w:t>（源 PDF 共渲染 9 页）：</w:t>
+      </w:r>
+    </w:p>
+    <w:p>
+      <w:r>
+        <w:rPr>
+          <w:b w:val="0"/>
+        </w:rPr>
+        <w:t>![课件原图·阿毗达摩·第1页](课件原图/课件原图_22831605_p01.png)</w:t>
+      </w:r>
+    </w:p>
+    <w:p>
+      <w:r>
+        <w:rPr>
+          <w:b w:val="0"/>
+        </w:rPr>
+        <w:t>![课件原图·阿毗达摩·第2页](课件原图/课件原图_22831605_p02.png)</w:t>
+      </w:r>
+    </w:p>
+    <w:p>
+      <w:r>
+        <w:rPr>
+          <w:b w:val="0"/>
+        </w:rPr>
+        <w:t>![课件原图·阿毗达摩·第3页](课件原图/课件原图_22831605_p03.png)</w:t>
+      </w:r>
+    </w:p>
+    <w:p>
+      <w:r>
+        <w:rPr>
+          <w:b w:val="0"/>
+        </w:rPr>
+        <w:t>![课件原图·阿毗达摩·第4页](课件原图/课件原图_22831605_p04.png)</w:t>
+      </w:r>
+    </w:p>
+    <w:p>
+      <w:r>
+        <w:rPr>
+          <w:b w:val="0"/>
+        </w:rPr>
+        <w:t>![课件原图·阿毗达摩·第5页](课件原图/课件原图_22831605_p05.png)</w:t>
+      </w:r>
+    </w:p>
+    <w:p>
+      <w:r>
+        <w:rPr>
+          <w:b w:val="0"/>
+        </w:rPr>
+        <w:t>![课件原图·阿毗达摩·第6页](课件原图/课件原图_22831605_p06.png)</w:t>
+      </w:r>
+    </w:p>
+    <w:p>
+      <w:r>
+        <w:rPr>
+          <w:b w:val="0"/>
+        </w:rPr>
+        <w:t>![课件原图·阿毗达摩·第7页](课件原图/课件原图_22831605_p07.png)</w:t>
+      </w:r>
+    </w:p>
+    <w:p>
+      <w:r>
+        <w:rPr>
+          <w:b w:val="0"/>
+        </w:rPr>
+        <w:t>![课件原图·阿毗达摩·第8页](课件原图/课件原图_22831605_p08.png)</w:t>
+      </w:r>
+    </w:p>
+    <w:p>
+      <w:r>
+        <w:rPr>
+          <w:b w:val="0"/>
+        </w:rPr>
+        <w:t>![课件原图·阿毗达摩·第9页](课件原图/课件原图_22831605_p09.png)</w:t>
+      </w:r>
+    </w:p>
+    <w:p>
+      <w:r>
+        <w:rPr>
+          <w:b/>
+        </w:rPr>
+        <w:t>《如来禅修学体系83-摄路分别2-古源尊者-20250330（课件）》</w:t>
+      </w:r>
+      <w:r>
+        <w:rPr>
+          <w:b w:val="0"/>
+        </w:rPr>
+        <w:t>（源 PDF 共渲染 10 页）：</w:t>
+      </w:r>
+    </w:p>
+    <w:p>
+      <w:r>
+        <w:rPr>
+          <w:b w:val="0"/>
+        </w:rPr>
+        <w:t>![课件原图·如来禅修学体系83-摄路分别2-古源尊者-20250330（课件）·第1页](课件原图/课件原图_22831605_p01.png)</w:t>
+      </w:r>
+    </w:p>
+    <w:p>
+      <w:r>
+        <w:rPr>
+          <w:b w:val="0"/>
+        </w:rPr>
+        <w:t>![课件原图·如来禅修学体系83-摄路分别2-古源尊者-20250330（课件）·第2页](课件原图/课件原图_22831605_p02.png)</w:t>
+      </w:r>
+    </w:p>
+    <w:p>
+      <w:r>
+        <w:rPr>
+          <w:b w:val="0"/>
+        </w:rPr>
+        <w:t>![课件原图·如来禅修学体系83-摄路分别2-古源尊者-20250330（课件）·第3页](课件原图/课件原图_22831605_p03.png)</w:t>
+      </w:r>
+    </w:p>
+    <w:p>
+      <w:r>
+        <w:rPr>
+          <w:b w:val="0"/>
+        </w:rPr>
+        <w:t>![课件原图·如来禅修学体系83-摄路分别2-古源尊者-20250330（课件）·第4页](课件原图/课件原图_22831605_p04.png)</w:t>
+      </w:r>
+    </w:p>
+    <w:p>
+      <w:r>
+        <w:rPr>
+          <w:b w:val="0"/>
+        </w:rPr>
+        <w:t>![课件原图·如来禅修学体系83-摄路分别2-古源尊者-20250330（课件）·第5页](课件原图/课件原图_22831605_p05.png)</w:t>
+      </w:r>
+    </w:p>
+    <w:p>
+      <w:r>
+        <w:rPr>
+          <w:b w:val="0"/>
+        </w:rPr>
+        <w:t>![课件原图·如来禅修学体系83-摄路分别2-古源尊者-20250330（课件）·第6页](课件原图/课件原图_22831605_p06.png)</w:t>
+      </w:r>
+    </w:p>
+    <w:p>
+      <w:r>
+        <w:rPr>
+          <w:b w:val="0"/>
+        </w:rPr>
+        <w:t>![课件原图·如来禅修学体系83-摄路分别2-古源尊者-20250330（课件）·第7页](课件原图/课件原图_22831605_p07.png)</w:t>
+      </w:r>
+    </w:p>
+    <w:p>
+      <w:r>
+        <w:rPr>
+          <w:b w:val="0"/>
+        </w:rPr>
+        <w:t>![课件原图·如来禅修学体系83-摄路分别2-古源尊者-20250330（课件）·第8页](课件原图/课件原图_22831605_p08.png)</w:t>
+      </w:r>
+    </w:p>
+    <w:p>
+      <w:r>
+        <w:rPr>
+          <w:b w:val="0"/>
+        </w:rPr>
+        <w:t>![课件原图·如来禅修学体系83-摄路分别2-古源尊者-20250330（课件）·第9页](课件原图/课件原图_22831605_p09.png)</w:t>
+      </w:r>
+    </w:p>
+    <w:p>
+      <w:r>
+        <w:rPr>
+          <w:b w:val="0"/>
+        </w:rPr>
+        <w:t>![课件原图·如来禅修学体系83-摄路分别2-古源尊者-20250330（课件）·第10页](课件原图/课件原图_22831605_p10.png)</w:t>
       </w:r>
     </w:p>
     <w:sectPr>

--- a/交付成果/第三轮修订版/第三轮4周版/读书会15_心路过程与心识作用_4周资料包（第三版修订）/Word版/第2周_五门心路与意门心路_主持人版.docx
+++ b/交付成果/第三轮修订版/第三轮4周版/读书会15_心路过程与心识作用_4周资料包（第三版修订）/Word版/第2周_五门心路与意门心路_主持人版.docx
@@ -19244,7 +19244,7 @@
         <w:rPr>
           <w:b w:val="0"/>
         </w:rPr>
-        <w:t>（自知识库媒体导出后 pymupdf 渲染，最大宽约 1200px），供投屏或板书对照；每页标注源材料与页码。共读原文文字未改。</w:t>
+        <w:t>（自知识库媒体导出后 pymupdf 渲染，最大宽约 1200px），供投屏或板书对照；每页标注源材料与页码。《共读原文》文字一字未改。</w:t>
       </w:r>
     </w:p>
     <w:p>
@@ -19252,85 +19252,51 @@
         <w:rPr>
           <w:b/>
         </w:rPr>
-        <w:t>《阿毗达摩》</w:t>
-      </w:r>
-      <w:r>
-        <w:rPr>
-          <w:b w:val="0"/>
-        </w:rPr>
-        <w:t>（源 PDF 共渲染 9 页）：</w:t>
-      </w:r>
-    </w:p>
-    <w:p>
-      <w:r>
-        <w:rPr>
-          <w:b w:val="0"/>
-        </w:rPr>
-        <w:t>![课件原图·阿毗达摩·第1页](课件原图/课件原图_22831605_p01.png)</w:t>
-      </w:r>
-    </w:p>
-    <w:p>
-      <w:r>
-        <w:rPr>
-          <w:b w:val="0"/>
-        </w:rPr>
-        <w:t>![课件原图·阿毗达摩·第2页](课件原图/课件原图_22831605_p02.png)</w:t>
-      </w:r>
-    </w:p>
-    <w:p>
-      <w:r>
-        <w:rPr>
-          <w:b w:val="0"/>
-        </w:rPr>
-        <w:t>![课件原图·阿毗达摩·第3页](课件原图/课件原图_22831605_p03.png)</w:t>
-      </w:r>
-    </w:p>
-    <w:p>
-      <w:r>
-        <w:rPr>
-          <w:b w:val="0"/>
-        </w:rPr>
-        <w:t>![课件原图·阿毗达摩·第4页](课件原图/课件原图_22831605_p04.png)</w:t>
-      </w:r>
-    </w:p>
-    <w:p>
-      <w:r>
-        <w:rPr>
-          <w:b w:val="0"/>
-        </w:rPr>
-        <w:t>![课件原图·阿毗达摩·第5页](课件原图/课件原图_22831605_p05.png)</w:t>
-      </w:r>
-    </w:p>
-    <w:p>
-      <w:r>
-        <w:rPr>
-          <w:b w:val="0"/>
-        </w:rPr>
-        <w:t>![课件原图·阿毗达摩·第6页](课件原图/课件原图_22831605_p06.png)</w:t>
-      </w:r>
-    </w:p>
-    <w:p>
-      <w:r>
-        <w:rPr>
-          <w:b w:val="0"/>
-        </w:rPr>
-        <w:t>![课件原图·阿毗达摩·第7页](课件原图/课件原图_22831605_p07.png)</w:t>
-      </w:r>
-    </w:p>
-    <w:p>
-      <w:r>
-        <w:rPr>
-          <w:b w:val="0"/>
-        </w:rPr>
-        <w:t>![课件原图·阿毗达摩·第8页](课件原图/课件原图_22831605_p08.png)</w:t>
-      </w:r>
-    </w:p>
-    <w:p>
-      <w:r>
-        <w:rPr>
-          <w:b w:val="0"/>
-        </w:rPr>
-        <w:t>![课件原图·阿毗达摩·第9页](课件原图/课件原图_22831605_p09.png)</w:t>
+        <w:t>拼版总图（整册缩略·目视定位用）</w:t>
+      </w:r>
+    </w:p>
+    <w:p>
+      <w:pPr>
+        <w:pStyle w:val="ListBullet"/>
+      </w:pPr>
+      <w:r>
+        <w:rPr>
+          <w:b w:val="0"/>
+        </w:rPr>
+        <w:t>《如来禅修学体系39-摄心分别1-古源尊者-20250210（课件）》：![拼版总图·如来禅修学体系39-摄心分别1-古源尊者-20250210（课件）](课件原图/拼版_daab1b23.png)</w:t>
+      </w:r>
+    </w:p>
+    <w:p>
+      <w:pPr>
+        <w:pStyle w:val="ListBullet"/>
+      </w:pPr>
+      <w:r>
+        <w:rPr>
+          <w:b w:val="0"/>
+        </w:rPr>
+        <w:t>《阿毗达摩6-摄路114~138讲思维导图+讲义》：![拼版总图·《阿毗达摩》6-摄路114~138讲思维导图+讲义](课件原图/拼版_b1350d7b.png)</w:t>
+      </w:r>
+    </w:p>
+    <w:p>
+      <w:pPr>
+        <w:pStyle w:val="ListBullet"/>
+      </w:pPr>
+      <w:r>
+        <w:rPr>
+          <w:b w:val="0"/>
+        </w:rPr>
+        <w:t>《第123讲-心的顺位与作用（意门转向心-速行心）-共修版》：![拼版总图·第123讲-心的顺位与作用（意门转向心-速行心）-共修版](课件原图/拼版_146176b8.png)</w:t>
+      </w:r>
+    </w:p>
+    <w:p>
+      <w:pPr>
+        <w:pStyle w:val="ListBullet"/>
+      </w:pPr>
+      <w:r>
+        <w:rPr>
+          <w:b w:val="0"/>
+        </w:rPr>
+        <w:t>《如来禅修学体系83-摄路分别2-古源尊者-20250330（课件）》：![拼版总图·如来禅修学体系83-摄路分别2-古源尊者-20250330（课件）](课件原图/拼版_d42bd144.png)</w:t>
       </w:r>
     </w:p>
     <w:p>
@@ -19338,93 +19304,238 @@
         <w:rPr>
           <w:b/>
         </w:rPr>
-        <w:t>《如来禅修学体系83-摄路分别2-古源尊者-20250330（课件）》</w:t>
-      </w:r>
-      <w:r>
-        <w:rPr>
-          <w:b w:val="0"/>
-        </w:rPr>
-        <w:t>（源 PDF 共渲染 10 页）：</w:t>
-      </w:r>
-    </w:p>
-    <w:p>
-      <w:r>
-        <w:rPr>
-          <w:b w:val="0"/>
-        </w:rPr>
-        <w:t>![课件原图·如来禅修学体系83-摄路分别2-古源尊者-20250330（课件）·第1页](课件原图/课件原图_22831605_p01.png)</w:t>
-      </w:r>
-    </w:p>
-    <w:p>
-      <w:r>
-        <w:rPr>
-          <w:b w:val="0"/>
-        </w:rPr>
-        <w:t>![课件原图·如来禅修学体系83-摄路分别2-古源尊者-20250330（课件）·第2页](课件原图/课件原图_22831605_p02.png)</w:t>
-      </w:r>
-    </w:p>
-    <w:p>
-      <w:r>
-        <w:rPr>
-          <w:b w:val="0"/>
-        </w:rPr>
-        <w:t>![课件原图·如来禅修学体系83-摄路分别2-古源尊者-20250330（课件）·第3页](课件原图/课件原图_22831605_p03.png)</w:t>
-      </w:r>
-    </w:p>
-    <w:p>
-      <w:r>
-        <w:rPr>
-          <w:b w:val="0"/>
-        </w:rPr>
-        <w:t>![课件原图·如来禅修学体系83-摄路分别2-古源尊者-20250330（课件）·第4页](课件原图/课件原图_22831605_p04.png)</w:t>
-      </w:r>
-    </w:p>
-    <w:p>
-      <w:r>
-        <w:rPr>
-          <w:b w:val="0"/>
-        </w:rPr>
-        <w:t>![课件原图·如来禅修学体系83-摄路分别2-古源尊者-20250330（课件）·第5页](课件原图/课件原图_22831605_p05.png)</w:t>
-      </w:r>
-    </w:p>
-    <w:p>
-      <w:r>
-        <w:rPr>
-          <w:b w:val="0"/>
-        </w:rPr>
-        <w:t>![课件原图·如来禅修学体系83-摄路分别2-古源尊者-20250330（课件）·第6页](课件原图/课件原图_22831605_p06.png)</w:t>
-      </w:r>
-    </w:p>
-    <w:p>
-      <w:r>
-        <w:rPr>
-          <w:b w:val="0"/>
-        </w:rPr>
-        <w:t>![课件原图·如来禅修学体系83-摄路分别2-古源尊者-20250330（课件）·第7页](课件原图/课件原图_22831605_p07.png)</w:t>
-      </w:r>
-    </w:p>
-    <w:p>
-      <w:r>
-        <w:rPr>
-          <w:b w:val="0"/>
-        </w:rPr>
-        <w:t>![课件原图·如来禅修学体系83-摄路分别2-古源尊者-20250330（课件）·第8页](课件原图/课件原图_22831605_p08.png)</w:t>
-      </w:r>
-    </w:p>
-    <w:p>
-      <w:r>
-        <w:rPr>
-          <w:b w:val="0"/>
-        </w:rPr>
-        <w:t>![课件原图·如来禅修学体系83-摄路分别2-古源尊者-20250330（课件）·第9页](课件原图/课件原图_22831605_p09.png)</w:t>
-      </w:r>
-    </w:p>
-    <w:p>
-      <w:r>
-        <w:rPr>
-          <w:b w:val="0"/>
-        </w:rPr>
-        <w:t>![课件原图·如来禅修学体系83-摄路分别2-古源尊者-20250330（课件）·第10页](课件原图/课件原图_22831605_p10.png)</w:t>
+        <w:t>图形页（目视定位所得）</w:t>
+      </w:r>
+    </w:p>
+    <w:p>
+      <w:pPr>
+        <w:pStyle w:val="ListBullet"/>
+      </w:pPr>
+      <w:r>
+        <w:rPr>
+          <w:b w:val="0"/>
+        </w:rPr>
+        <w:t>《如来禅修学体系39-摄心分别1-古源尊者-20250210（课件）》第3页（流程图·心相续流图）：![课件原图·如来禅修学体系39-摄心分别1-古源尊者-20250210（课件）·第3页](课件原图/课件原图_daab1b23_p03.png)</w:t>
+      </w:r>
+    </w:p>
+    <w:p>
+      <w:pPr>
+        <w:pStyle w:val="ListBullet"/>
+      </w:pPr>
+      <w:r>
+        <w:rPr>
+          <w:b w:val="0"/>
+        </w:rPr>
+        <w:t>《如来禅修学体系39-摄心分别1-古源尊者-20250210（课件）》第5页（结构图·五种法则）：![课件原图·如来禅修学体系39-摄心分别1-古源尊者-20250210（课件）·第5页](课件原图/课件原图_daab1b23_p05.png)</w:t>
+      </w:r>
+    </w:p>
+    <w:p>
+      <w:pPr>
+        <w:pStyle w:val="ListBullet"/>
+      </w:pPr>
+      <w:r>
+        <w:rPr>
+          <w:b w:val="0"/>
+        </w:rPr>
+        <w:t>《阿毗达摩6-摄路114~138讲思维导图+讲义》第3页（表格·八十九心分类表）：![课件原图·《阿毗达摩》6-摄路114~138讲思维导图+讲义·第3页](课件原图/课件原图_b1350d7b_p03.png)</w:t>
+      </w:r>
+    </w:p>
+    <w:p>
+      <w:pPr>
+        <w:pStyle w:val="ListBullet"/>
+      </w:pPr>
+      <w:r>
+        <w:rPr>
+          <w:b w:val="0"/>
+        </w:rPr>
+        <w:t>《阿毗达摩6-摄路114~138讲思维导图+讲义》第9页（流程图·心路过程纲要）：![课件原图·《阿毗达摩》6-摄路114~138讲思维导图+讲义·第9页](课件原图/课件原图_b1350d7b_p09.png)</w:t>
+      </w:r>
+    </w:p>
+    <w:p>
+      <w:pPr>
+        <w:pStyle w:val="ListBullet"/>
+      </w:pPr>
+      <w:r>
+        <w:rPr>
+          <w:b w:val="0"/>
+        </w:rPr>
+        <w:t>《阿毗达摩6-摄路114~138讲思维导图+讲义》第35页（流程图·五门心路过程）：![课件原图·《阿毗达摩》6-摄路114~138讲思维导图+讲义·第35页](课件原图/课件原图_b1350d7b_p35.png)</w:t>
+      </w:r>
+    </w:p>
+    <w:p>
+      <w:pPr>
+        <w:pStyle w:val="ListBullet"/>
+      </w:pPr>
+      <w:r>
+        <w:rPr>
+          <w:b w:val="0"/>
+        </w:rPr>
+        <w:t>《阿毗达摩6-摄路114~138讲思维导图+讲义》第169页（流程图·五门心路过程）：![课件原图·《阿毗达摩》6-摄路114~138讲思维导图+讲义·第169页](课件原图/课件原图_b1350d7b_p169.png)</w:t>
+      </w:r>
+    </w:p>
+    <w:p>
+      <w:pPr>
+        <w:pStyle w:val="ListBullet"/>
+      </w:pPr>
+      <w:r>
+        <w:rPr>
+          <w:b w:val="0"/>
+        </w:rPr>
+        <w:t>《阿毗达摩6-摄路114~138讲思维导图+讲义》第230页（关系图·五门心路与意门心路对比）：![课件原图·《阿毗达摩》6-摄路114~138讲思维导图+讲义·第230页](课件原图/课件原图_b1350d7b_p230.png)</w:t>
+      </w:r>
+    </w:p>
+    <w:p>
+      <w:pPr>
+        <w:pStyle w:val="ListBullet"/>
+      </w:pPr>
+      <w:r>
+        <w:rPr>
+          <w:b w:val="0"/>
+        </w:rPr>
+        <w:t>《阿毗达摩6-摄路114~138讲思维导图+讲义》第251页（表格·八十九心于心路分布表）：![课件原图·《阿毗达摩》6-摄路114~138讲思维导图+讲义·第251页](课件原图/课件原图_b1350d7b_p251.png)</w:t>
+      </w:r>
+    </w:p>
+    <w:p>
+      <w:pPr>
+        <w:pStyle w:val="ListBullet"/>
+      </w:pPr>
+      <w:r>
+        <w:rPr>
+          <w:b w:val="0"/>
+        </w:rPr>
+        <w:t>《阿毗达摩6-摄路114~138讲思维导图+讲义》第261页（流程图·意门与五门心路综合）：![课件原图·《阿毗达摩》6-摄路114~138讲思维导图+讲义·第261页](课件原图/课件原图_b1350d7b_p261.png)</w:t>
+      </w:r>
+    </w:p>
+    <w:p>
+      <w:pPr>
+        <w:pStyle w:val="ListBullet"/>
+      </w:pPr>
+      <w:r>
+        <w:rPr>
+          <w:b w:val="0"/>
+        </w:rPr>
+        <w:t>《第123讲-心的顺位与作用（意门转向心-速行心）-共修版》第8页（流程图·速行心运作）：![课件原图·第123讲-心的顺位与作用（意门转向心-速行心）-共修版·第8页](课件原图/课件原图_146176b8_p08.png)</w:t>
+      </w:r>
+    </w:p>
+    <w:p>
+      <w:pPr>
+        <w:pStyle w:val="ListBullet"/>
+      </w:pPr>
+      <w:r>
+        <w:rPr>
+          <w:b w:val="0"/>
+        </w:rPr>
+        <w:t>《第123讲-心的顺位与作用（意门转向心-速行心）-共修版》第11页（表格·速行处情形）：![课件原图·第123讲-心的顺位与作用（意门转向心-速行心）-共修版·第11页](课件原图/课件原图_146176b8_p11.png)</w:t>
+      </w:r>
+    </w:p>
+    <w:p>
+      <w:pPr>
+        <w:pStyle w:val="ListBullet"/>
+      </w:pPr>
+      <w:r>
+        <w:rPr>
+          <w:b w:val="0"/>
+        </w:rPr>
+        <w:t>《第123讲-心的顺位与作用（意门转向心-速行心）-共修版》第13页（表格·速行作用）：![课件原图·第123讲-心的顺位与作用（意门转向心-速行心）-共修版·第13页](课件原图/课件原图_146176b8_p13.png)</w:t>
+      </w:r>
+    </w:p>
+    <w:p>
+      <w:pPr>
+        <w:pStyle w:val="ListBullet"/>
+      </w:pPr>
+      <w:r>
+        <w:rPr>
+          <w:b w:val="0"/>
+        </w:rPr>
+        <w:t>《第123讲-心的顺位与作用（意门转向心-速行心）-共修版》第14页（流程图·安止与灭尽定心路）：![课件原图·第123讲-心的顺位与作用（意门转向心-速行心）-共修版·第14页](课件原图/课件原图_146176b8_p14.png)</w:t>
+      </w:r>
+    </w:p>
+    <w:p>
+      <w:pPr>
+        <w:pStyle w:val="ListBullet"/>
+      </w:pPr>
+      <w:r>
+        <w:rPr>
+          <w:b w:val="0"/>
+        </w:rPr>
+        <w:t>《第123讲-心的顺位与作用（意门转向心-速行心）-共修版》第15页（流程图·禅那心路）：![课件原图·第123讲-心的顺位与作用（意门转向心-速行心）-共修版·第15页](课件原图/课件原图_146176b8_p15.png)</w:t>
+      </w:r>
+    </w:p>
+    <w:p>
+      <w:pPr>
+        <w:pStyle w:val="ListBullet"/>
+      </w:pPr>
+      <w:r>
+        <w:rPr>
+          <w:b w:val="0"/>
+        </w:rPr>
+        <w:t>《如来禅修学体系83-摄路分别2-古源尊者-20250330（课件）》第3页（流程图·五门心路数算）：![课件原图·如来禅修学体系83-摄路分别2-古源尊者-20250330（课件）·第3页](课件原图/课件原图_d42bd144_p03.png)</w:t>
+      </w:r>
+    </w:p>
+    <w:p>
+      <w:pPr>
+        <w:pStyle w:val="ListBullet"/>
+      </w:pPr>
+      <w:r>
+        <w:rPr>
+          <w:b w:val="0"/>
+        </w:rPr>
+        <w:t>《如来禅修学体系83-摄路分别2-古源尊者-20250330（课件）》第4页（表格·不同所缘强度五门心路）：![课件原图·如来禅修学体系83-摄路分别2-古源尊者-20250330（课件）·第4页](课件原图/课件原图_d42bd144_p04.png)</w:t>
+      </w:r>
+    </w:p>
+    <w:p>
+      <w:pPr>
+        <w:pStyle w:val="ListBullet"/>
+      </w:pPr>
+      <w:r>
+        <w:rPr>
+          <w:b w:val="0"/>
+        </w:rPr>
+        <w:t>《如来禅修学体系83-摄路分别2-古源尊者-20250330（课件）》第5页（表格·意门心路强度）：![课件原图·如来禅修学体系83-摄路分别2-古源尊者-20250330（课件）·第5页](课件原图/课件原图_d42bd144_p05.png)</w:t>
+      </w:r>
+    </w:p>
+    <w:p>
+      <w:pPr>
+        <w:pStyle w:val="ListBullet"/>
+      </w:pPr>
+      <w:r>
+        <w:rPr>
+          <w:b w:val="0"/>
+        </w:rPr>
+        <w:t>《如来禅修学体系83-摄路分别2-古源尊者-20250330（课件）》第6页（流程图·安止速行心路（初入禅那））：![课件原图·如来禅修学体系83-摄路分别2-古源尊者-20250330（课件）·第6页](课件原图/课件原图_d42bd144_p06.png)</w:t>
+      </w:r>
+    </w:p>
+    <w:p>
+      <w:pPr>
+        <w:pStyle w:val="ListBullet"/>
+      </w:pPr>
+      <w:r>
+        <w:rPr>
+          <w:b w:val="0"/>
+        </w:rPr>
+        <w:t>《如来禅修学体系83-摄路分别2-古源尊者-20250330（课件）》第8页（流程图·道心路过程）：![课件原图·如来禅修学体系83-摄路分别2-古源尊者-20250330（课件）·第8页](课件原图/课件原图_d42bd144_p08.png)</w:t>
+      </w:r>
+    </w:p>
+    <w:p>
+      <w:pPr>
+        <w:pStyle w:val="ListBullet"/>
+      </w:pPr>
+      <w:r>
+        <w:rPr>
+          <w:b w:val="0"/>
+        </w:rPr>
+        <w:t>《如来禅修学体系83-摄路分别2-古源尊者-20250330（课件）》第11页（流程图·灭尽定心路）：![课件原图·如来禅修学体系83-摄路分别2-古源尊者-20250330（课件）·第11页](课件原图/课件原图_d42bd144_p11.png)</w:t>
+      </w:r>
+    </w:p>
+    <w:p>
+      <w:pPr>
+        <w:pStyle w:val="ListBullet"/>
+      </w:pPr>
+      <w:r>
+        <w:rPr>
+          <w:b w:val="0"/>
+        </w:rPr>
+        <w:t>《如来禅修学体系83-摄路分别2-古源尊者-20250330（课件）》第12页（表格·心路心数量统计）：![课件原图·如来禅修学体系83-摄路分别2-古源尊者-20250330（课件）·第12页](课件原图/课件原图_d42bd144_p12.png)</w:t>
       </w:r>
     </w:p>
     <w:sectPr>

--- a/交付成果/第三轮修订版/第三轮4周版/读书会15_心路过程与心识作用_4周资料包（第三版修订）/Word版/第2周_五门心路与意门心路_主持人版.docx
+++ b/交付成果/第三轮修订版/第三轮4周版/读书会15_心路过程与心识作用_4周资料包（第三版修订）/Word版/第2周_五门心路与意门心路_主持人版.docx
@@ -19244,7 +19244,7 @@
         <w:rPr>
           <w:b w:val="0"/>
         </w:rPr>
-        <w:t>（自知识库媒体导出后 pymupdf 渲染，最大宽约 1200px），供投屏或板书对照；每页标注源材料与页码。《共读原文》文字一字未改。</w:t>
+        <w:t>（自知识库媒体导出后 pymupdf 渲染，最大宽约 1200px），供投屏或板书对照；每页标注源材料与页码。本清单已按「每册 ≤10 页」收敛，仅保留本讲最相关的机制图形页与 1 张拼版总图。《共读原文》文字一字未改。</w:t>
       </w:r>
     </w:p>
     <w:p>
@@ -19263,7 +19263,15 @@
         <w:rPr>
           <w:b w:val="0"/>
         </w:rPr>
-        <w:t>《如来禅修学体系39-摄心分别1-古源尊者-20250210（课件）》：![拼版总图·如来禅修学体系39-摄心分别1-古源尊者-20250210（课件）](课件原图/拼版_daab1b23.png)</w:t>
+        <w:t>《第123讲-心的顺位与作用（意门转向心-速行心）-共修版》：![拼版总图·第123讲-心的顺位与作用（意门转向心-速行心）-共修版](课件原图/拼版_146176b8.jpg)</w:t>
+      </w:r>
+    </w:p>
+    <w:p>
+      <w:r>
+        <w:rPr>
+          <w:b/>
+        </w:rPr>
+        <w:t>图形页（目视定位所得）</w:t>
       </w:r>
     </w:p>
     <w:p>
@@ -19274,7 +19282,7 @@
         <w:rPr>
           <w:b w:val="0"/>
         </w:rPr>
-        <w:t>《阿毗达摩6-摄路114~138讲思维导图+讲义》：![拼版总图·《阿毗达摩》6-摄路114~138讲思维导图+讲义](课件原图/拼版_b1350d7b.png)</w:t>
+        <w:t>《阿毗达摩6-摄路114~138讲思维导图+讲义》第230页（关系图·五门心路与意门心路对比）：![课件原图·《阿毗达摩》6-摄路114~138讲思维导图+讲义·第230页](课件原图/课件原图_b1350d7b_p230.jpg)</w:t>
       </w:r>
     </w:p>
     <w:p>
@@ -19285,7 +19293,7 @@
         <w:rPr>
           <w:b w:val="0"/>
         </w:rPr>
-        <w:t>《第123讲-心的顺位与作用（意门转向心-速行心）-共修版》：![拼版总图·第123讲-心的顺位与作用（意门转向心-速行心）-共修版](课件原图/拼版_146176b8.png)</w:t>
+        <w:t>《第123讲-心的顺位与作用（意门转向心-速行心）-共修版》第8页（流程图·速行心运作）：![课件原图·第123讲-心的顺位与作用（意门转向心-速行心）-共修版·第8页](课件原图/课件原图_146176b8_p08.jpg)</w:t>
       </w:r>
     </w:p>
     <w:p>
@@ -19296,15 +19304,7 @@
         <w:rPr>
           <w:b w:val="0"/>
         </w:rPr>
-        <w:t>《如来禅修学体系83-摄路分别2-古源尊者-20250330（课件）》：![拼版总图·如来禅修学体系83-摄路分别2-古源尊者-20250330（课件）](课件原图/拼版_d42bd144.png)</w:t>
-      </w:r>
-    </w:p>
-    <w:p>
-      <w:r>
-        <w:rPr>
-          <w:b/>
-        </w:rPr>
-        <w:t>图形页（目视定位所得）</w:t>
+        <w:t>《第123讲-心的顺位与作用（意门转向心-速行心）-共修版》第11页（表格·速行处情形）：![课件原图·第123讲-心的顺位与作用（意门转向心-速行心）-共修版·第11页](课件原图/课件原图_146176b8_p11.jpg)</w:t>
       </w:r>
     </w:p>
     <w:p>
@@ -19315,7 +19315,7 @@
         <w:rPr>
           <w:b w:val="0"/>
         </w:rPr>
-        <w:t>《如来禅修学体系39-摄心分别1-古源尊者-20250210（课件）》第3页（流程图·心相续流图）：![课件原图·如来禅修学体系39-摄心分别1-古源尊者-20250210（课件）·第3页](课件原图/课件原图_daab1b23_p03.png)</w:t>
+        <w:t>《第123讲-心的顺位与作用（意门转向心-速行心）-共修版》第14页（流程图·安止与灭尽定心路）：![课件原图·第123讲-心的顺位与作用（意门转向心-速行心）-共修版·第14页](课件原图/课件原图_146176b8_p14.jpg)</w:t>
       </w:r>
     </w:p>
     <w:p>
@@ -19326,7 +19326,7 @@
         <w:rPr>
           <w:b w:val="0"/>
         </w:rPr>
-        <w:t>《如来禅修学体系39-摄心分别1-古源尊者-20250210（课件）》第5页（结构图·五种法则）：![课件原图·如来禅修学体系39-摄心分别1-古源尊者-20250210（课件）·第5页](课件原图/课件原图_daab1b23_p05.png)</w:t>
+        <w:t>《如来禅修学体系83-摄路分别2-古源尊者-20250330（课件）》第3页（流程图·五门心路数算）：![课件原图·如来禅修学体系83-摄路分别2-古源尊者-20250330（课件）·第3页](课件原图/课件原图_d42bd144_p03.jpg)</w:t>
       </w:r>
     </w:p>
     <w:p>
@@ -19337,7 +19337,7 @@
         <w:rPr>
           <w:b w:val="0"/>
         </w:rPr>
-        <w:t>《阿毗达摩6-摄路114~138讲思维导图+讲义》第3页（表格·八十九心分类表）：![课件原图·《阿毗达摩》6-摄路114~138讲思维导图+讲义·第3页](课件原图/课件原图_b1350d7b_p03.png)</w:t>
+        <w:t>《如来禅修学体系83-摄路分别2-古源尊者-20250330（课件）》第4页（表格·不同所缘强度五门心路）：![课件原图·如来禅修学体系83-摄路分别2-古源尊者-20250330（课件）·第4页](课件原图/课件原图_d42bd144_p04.jpg)</w:t>
       </w:r>
     </w:p>
     <w:p>
@@ -19348,7 +19348,7 @@
         <w:rPr>
           <w:b w:val="0"/>
         </w:rPr>
-        <w:t>《阿毗达摩6-摄路114~138讲思维导图+讲义》第9页（流程图·心路过程纲要）：![课件原图·《阿毗达摩》6-摄路114~138讲思维导图+讲义·第9页](课件原图/课件原图_b1350d7b_p09.png)</w:t>
+        <w:t>《如来禅修学体系83-摄路分别2-古源尊者-20250330（课件）》第5页（表格·意门心路强度）：![课件原图·如来禅修学体系83-摄路分别2-古源尊者-20250330（课件）·第5页](课件原图/课件原图_d42bd144_p05.jpg)</w:t>
       </w:r>
     </w:p>
     <w:p>
@@ -19359,7 +19359,7 @@
         <w:rPr>
           <w:b w:val="0"/>
         </w:rPr>
-        <w:t>《阿毗达摩6-摄路114~138讲思维导图+讲义》第35页（流程图·五门心路过程）：![课件原图·《阿毗达摩》6-摄路114~138讲思维导图+讲义·第35页](课件原图/课件原图_b1350d7b_p35.png)</w:t>
+        <w:t>《如来禅修学体系83-摄路分别2-古源尊者-20250330（课件）》第6页（流程图·安止速行心路（初入禅那））：![课件原图·如来禅修学体系83-摄路分别2-古源尊者-20250330（课件）·第6页](课件原图/课件原图_d42bd144_p06.jpg)</w:t>
       </w:r>
     </w:p>
     <w:p>
@@ -19370,172 +19370,7 @@
         <w:rPr>
           <w:b w:val="0"/>
         </w:rPr>
-        <w:t>《阿毗达摩6-摄路114~138讲思维导图+讲义》第169页（流程图·五门心路过程）：![课件原图·《阿毗达摩》6-摄路114~138讲思维导图+讲义·第169页](课件原图/课件原图_b1350d7b_p169.png)</w:t>
-      </w:r>
-    </w:p>
-    <w:p>
-      <w:pPr>
-        <w:pStyle w:val="ListBullet"/>
-      </w:pPr>
-      <w:r>
-        <w:rPr>
-          <w:b w:val="0"/>
-        </w:rPr>
-        <w:t>《阿毗达摩6-摄路114~138讲思维导图+讲义》第230页（关系图·五门心路与意门心路对比）：![课件原图·《阿毗达摩》6-摄路114~138讲思维导图+讲义·第230页](课件原图/课件原图_b1350d7b_p230.png)</w:t>
-      </w:r>
-    </w:p>
-    <w:p>
-      <w:pPr>
-        <w:pStyle w:val="ListBullet"/>
-      </w:pPr>
-      <w:r>
-        <w:rPr>
-          <w:b w:val="0"/>
-        </w:rPr>
-        <w:t>《阿毗达摩6-摄路114~138讲思维导图+讲义》第251页（表格·八十九心于心路分布表）：![课件原图·《阿毗达摩》6-摄路114~138讲思维导图+讲义·第251页](课件原图/课件原图_b1350d7b_p251.png)</w:t>
-      </w:r>
-    </w:p>
-    <w:p>
-      <w:pPr>
-        <w:pStyle w:val="ListBullet"/>
-      </w:pPr>
-      <w:r>
-        <w:rPr>
-          <w:b w:val="0"/>
-        </w:rPr>
-        <w:t>《阿毗达摩6-摄路114~138讲思维导图+讲义》第261页（流程图·意门与五门心路综合）：![课件原图·《阿毗达摩》6-摄路114~138讲思维导图+讲义·第261页](课件原图/课件原图_b1350d7b_p261.png)</w:t>
-      </w:r>
-    </w:p>
-    <w:p>
-      <w:pPr>
-        <w:pStyle w:val="ListBullet"/>
-      </w:pPr>
-      <w:r>
-        <w:rPr>
-          <w:b w:val="0"/>
-        </w:rPr>
-        <w:t>《第123讲-心的顺位与作用（意门转向心-速行心）-共修版》第8页（流程图·速行心运作）：![课件原图·第123讲-心的顺位与作用（意门转向心-速行心）-共修版·第8页](课件原图/课件原图_146176b8_p08.png)</w:t>
-      </w:r>
-    </w:p>
-    <w:p>
-      <w:pPr>
-        <w:pStyle w:val="ListBullet"/>
-      </w:pPr>
-      <w:r>
-        <w:rPr>
-          <w:b w:val="0"/>
-        </w:rPr>
-        <w:t>《第123讲-心的顺位与作用（意门转向心-速行心）-共修版》第11页（表格·速行处情形）：![课件原图·第123讲-心的顺位与作用（意门转向心-速行心）-共修版·第11页](课件原图/课件原图_146176b8_p11.png)</w:t>
-      </w:r>
-    </w:p>
-    <w:p>
-      <w:pPr>
-        <w:pStyle w:val="ListBullet"/>
-      </w:pPr>
-      <w:r>
-        <w:rPr>
-          <w:b w:val="0"/>
-        </w:rPr>
-        <w:t>《第123讲-心的顺位与作用（意门转向心-速行心）-共修版》第13页（表格·速行作用）：![课件原图·第123讲-心的顺位与作用（意门转向心-速行心）-共修版·第13页](课件原图/课件原图_146176b8_p13.png)</w:t>
-      </w:r>
-    </w:p>
-    <w:p>
-      <w:pPr>
-        <w:pStyle w:val="ListBullet"/>
-      </w:pPr>
-      <w:r>
-        <w:rPr>
-          <w:b w:val="0"/>
-        </w:rPr>
-        <w:t>《第123讲-心的顺位与作用（意门转向心-速行心）-共修版》第14页（流程图·安止与灭尽定心路）：![课件原图·第123讲-心的顺位与作用（意门转向心-速行心）-共修版·第14页](课件原图/课件原图_146176b8_p14.png)</w:t>
-      </w:r>
-    </w:p>
-    <w:p>
-      <w:pPr>
-        <w:pStyle w:val="ListBullet"/>
-      </w:pPr>
-      <w:r>
-        <w:rPr>
-          <w:b w:val="0"/>
-        </w:rPr>
-        <w:t>《第123讲-心的顺位与作用（意门转向心-速行心）-共修版》第15页（流程图·禅那心路）：![课件原图·第123讲-心的顺位与作用（意门转向心-速行心）-共修版·第15页](课件原图/课件原图_146176b8_p15.png)</w:t>
-      </w:r>
-    </w:p>
-    <w:p>
-      <w:pPr>
-        <w:pStyle w:val="ListBullet"/>
-      </w:pPr>
-      <w:r>
-        <w:rPr>
-          <w:b w:val="0"/>
-        </w:rPr>
-        <w:t>《如来禅修学体系83-摄路分别2-古源尊者-20250330（课件）》第3页（流程图·五门心路数算）：![课件原图·如来禅修学体系83-摄路分别2-古源尊者-20250330（课件）·第3页](课件原图/课件原图_d42bd144_p03.png)</w:t>
-      </w:r>
-    </w:p>
-    <w:p>
-      <w:pPr>
-        <w:pStyle w:val="ListBullet"/>
-      </w:pPr>
-      <w:r>
-        <w:rPr>
-          <w:b w:val="0"/>
-        </w:rPr>
-        <w:t>《如来禅修学体系83-摄路分别2-古源尊者-20250330（课件）》第4页（表格·不同所缘强度五门心路）：![课件原图·如来禅修学体系83-摄路分别2-古源尊者-20250330（课件）·第4页](课件原图/课件原图_d42bd144_p04.png)</w:t>
-      </w:r>
-    </w:p>
-    <w:p>
-      <w:pPr>
-        <w:pStyle w:val="ListBullet"/>
-      </w:pPr>
-      <w:r>
-        <w:rPr>
-          <w:b w:val="0"/>
-        </w:rPr>
-        <w:t>《如来禅修学体系83-摄路分别2-古源尊者-20250330（课件）》第5页（表格·意门心路强度）：![课件原图·如来禅修学体系83-摄路分别2-古源尊者-20250330（课件）·第5页](课件原图/课件原图_d42bd144_p05.png)</w:t>
-      </w:r>
-    </w:p>
-    <w:p>
-      <w:pPr>
-        <w:pStyle w:val="ListBullet"/>
-      </w:pPr>
-      <w:r>
-        <w:rPr>
-          <w:b w:val="0"/>
-        </w:rPr>
-        <w:t>《如来禅修学体系83-摄路分别2-古源尊者-20250330（课件）》第6页（流程图·安止速行心路（初入禅那））：![课件原图·如来禅修学体系83-摄路分别2-古源尊者-20250330（课件）·第6页](课件原图/课件原图_d42bd144_p06.png)</w:t>
-      </w:r>
-    </w:p>
-    <w:p>
-      <w:pPr>
-        <w:pStyle w:val="ListBullet"/>
-      </w:pPr>
-      <w:r>
-        <w:rPr>
-          <w:b w:val="0"/>
-        </w:rPr>
-        <w:t>《如来禅修学体系83-摄路分别2-古源尊者-20250330（课件）》第8页（流程图·道心路过程）：![课件原图·如来禅修学体系83-摄路分别2-古源尊者-20250330（课件）·第8页](课件原图/课件原图_d42bd144_p08.png)</w:t>
-      </w:r>
-    </w:p>
-    <w:p>
-      <w:pPr>
-        <w:pStyle w:val="ListBullet"/>
-      </w:pPr>
-      <w:r>
-        <w:rPr>
-          <w:b w:val="0"/>
-        </w:rPr>
-        <w:t>《如来禅修学体系83-摄路分别2-古源尊者-20250330（课件）》第11页（流程图·灭尽定心路）：![课件原图·如来禅修学体系83-摄路分别2-古源尊者-20250330（课件）·第11页](课件原图/课件原图_d42bd144_p11.png)</w:t>
-      </w:r>
-    </w:p>
-    <w:p>
-      <w:pPr>
-        <w:pStyle w:val="ListBullet"/>
-      </w:pPr>
-      <w:r>
-        <w:rPr>
-          <w:b w:val="0"/>
-        </w:rPr>
-        <w:t>《如来禅修学体系83-摄路分别2-古源尊者-20250330（课件）》第12页（表格·心路心数量统计）：![课件原图·如来禅修学体系83-摄路分别2-古源尊者-20250330（课件）·第12页](课件原图/课件原图_d42bd144_p12.png)</w:t>
+        <w:t>《如来禅修学体系83-摄路分别2-古源尊者-20250330（课件）》第8页（流程图·道心路过程）：![课件原图·如来禅修学体系83-摄路分别2-古源尊者-20250330（课件）·第8页](课件原图/课件原图_d42bd144_p08.jpg)</w:t>
       </w:r>
     </w:p>
     <w:sectPr>
